--- a/paper/agent_organizational_management_v4_cn.docx
+++ b/paper/agent_organizational_management_v4_cn.docx
@@ -43,7 +43,7 @@
     <w:p>
       <w:pPr/>
       <w:r>
-        <w:t>本文报告了一项三组对照实验，直接检验组织管理学理论是否能提升多智能体系统的表现。我们在同一任务（开发贪吃蛇网页游戏）上比较三种条件：（A）单智能体单次调用（基线），（B）单智能体七次迭代调用（等预算对照），（C）六个职能角色的组织团队（AOM）。结果表明，组织团队（C）在代码质量上表现最优——模块化架构、虚拟方向键、最高分记录、结束动画——同时仅消耗迭代单智能体（B）三分之一的Token（42,166 vs 124,280），三分之一的时间（352秒 vs 1,010秒）。迭代方案（B）遭遇Token膨胀：每轮改进都必须在Prompt中嵌入前一版完整代码，导致上下文长度指数级增长。组织方案（C）通过角色分工避免了这一问题——每个专业智能体只接收相关上下文，而非完整代码库。此外，条件C的测试角色发现了四个由前端与游戏逻辑开发者之间接口不一致导致的阻断性Bug——这在单智能体工作流中不可能被发现。这些发现确立了组织管理学的双重价值：通过专业审查实现质量保障，通过上下文分解实现Token效率。</w:t>
+        <w:t>本文报告了一项三组对照实验，直接检验组织管理学理论是否能提升多智能体系统的表现。我们将本文定位为理论启发的系统工程（theory-inspired system engineering）：将经典管理理论系统性地映射为多Agent协作协议，并通过受控实验检验这些理论在LLM Agent情境下的适用性边界。</w:t>
       </w:r>
     </w:p>
     <w:p>
@@ -57,7 +57,7 @@
     <w:p>
       <w:pPr/>
       <w:r>
-        <w:t>当人工智能代理（AI Agent）从孤立的工具演化为"数字员工"时，管理它们的最优解不再是编程，而是管理学本身。当前主流的多智能体框架（如AutoGen、CrewAI、LangGraph）普遍存在"管理真空"——协作流程以静态拓扑硬编码，缺乏权变响应能力。</w:t>
+        <w:t>当人工智能代理（AI Agent）从孤立的工具演化为"数字员工"时，管理它们的最优解不再是编程，而是管理学本身。当前主流的多智能体框架（如AutoGen、CrewAI、LangGraph）普遍存在"管理真空"——协作流程以静态拓扑硬编码，缺乏权变响应能力。本文进行了一项理论启发的系统工程：将赫塞-布兰查德的情境领导理论及相关管理理论系统性地映射为多智能体协作协议，并通过受控实验检验这些理论在迁移到非人类主体时的适用性边界。</w:t>
       </w:r>
     </w:p>
     <w:p>
@@ -90,6 +90,76 @@
       <w:pPr/>
       <w:r>
         <w:t>当前多智能体协调领域的代表性工作包括AutoGen（Wu et al., 2023）、CrewAI和LangGraph。这些框架提供了灵活的智能体编排能力，但缺乏关于何时使用不同协调风格的原则性指导。AOM通过引入成熟的管理理论填补了这一空白。</w:t>
+      </w:r>
+    </w:p>
+    <w:p>
+      <w:pPr>
+        <w:pStyle w:val="Heading2"/>
+      </w:pPr>
+      <w:r>
+        <w:t>2.4 控制-涌现平衡：一个测量方案</w:t>
+      </w:r>
+    </w:p>
+    <w:p>
+      <w:pPr/>
+      <w:r>
+        <w:t>控制-涌现平衡猜想（在V2中首次提出）假设，多智能体系统性能与控制强度呈倒U型关系：过低的控制导致混沌涌现，过高的控制压制有益的涌现行为（如自发角色适应和创造性任务分解）。最优工作点位于中等控制水平——既保持结构化协调，又允许自适应涌现。</w:t>
+      </w:r>
+    </w:p>
+    <w:p>
+      <w:pPr/>
+      <w:r>
+        <w:t>该猜想在V1-V4中尚未获得实证验证。但我们可以为其两个核心变量提出可操作的测量方式，为未来的验证提供具体路径。</w:t>
+      </w:r>
+    </w:p>
+    <w:p>
+      <w:pPr>
+        <w:pStyle w:val="Heading3"/>
+      </w:pPr>
+      <w:r>
+        <w:t>2.4.4 测量方案</w:t>
+      </w:r>
+    </w:p>
+    <w:p>
+      <w:pPr/>
+      <w:r>
+        <w:t>控制强度（Control Intensity, CI）：操作化为"受管理协议约束的决策步骤数 / 总决策步骤数"。在Agent系统中，可以通过统计Agent在任务执行过程中遵循预定义协作规则（汇报、审批、分工）的步骤比例来量化。形式化表示为：</w:t>
+      </w:r>
+    </w:p>
+    <w:p>
+      <w:pPr/>
+      <w:r>
+        <w:t>CI = N_约束 / N_总   其中 N_约束 = 遵循预定义协议的步骤数，N_总 = 总决策步骤数   …… (4)</w:t>
+      </w:r>
+    </w:p>
+    <w:p>
+      <w:pPr/>
+      <w:r>
+        <w:t>CI=1.0表示完全科层制控制（每一步都受协议约束），CI=0.0表示完全无政府状态。猜想预测系统性能在某个中间CI*∈(0,1)处最大化。</w:t>
+      </w:r>
+    </w:p>
+    <w:p>
+      <w:pPr/>
+      <w:r>
+        <w:t>涌现度（Emergence Degree, ED）：操作化为"Agent输出中超出预定义协议的新协作模式的比例"。在Agent系统中，可以通过检测Agent之间的通信模式是否偏离了预设的通信拓扑来量化——如出现了预设之外的直接通信链路，或自发形成了预设之外的角色分工。形式化表示为：</w:t>
+      </w:r>
+    </w:p>
+    <w:p>
+      <w:pPr/>
+      <w:r>
+        <w:t>ED = N_新颖 / N_总   其中 N_新颖 = 预设拓扑之外的通信事件数，N_总 = 总通信事件数   …… (5)</w:t>
+      </w:r>
+    </w:p>
+    <w:p>
+      <w:pPr/>
+      <w:r>
+        <w:t>ED=0.0表示纯粹的协议遵从（无涌现行为），ED=1.0表示完全的协议违反。猜想预测有益涌现聚集在中等ED值——足以支持创造性问题解决，又不至于破坏协调。</w:t>
+      </w:r>
+    </w:p>
+    <w:p>
+      <w:pPr/>
+      <w:r>
+        <w:t>这些测量方式目前尚未实现。它们是为未来实证验证控制-涌现平衡猜想而提出的可操作路径。V5实验可以通过操纵CI（改变协作协议的严格程度）并同时测量ED和任务表现，检验预测的倒U型关系是否成立。</w:t>
       </w:r>
     </w:p>
     <w:p>
@@ -1206,6 +1276,12 @@
       </w:r>
     </w:p>
     <w:p>
+      <w:pPr/>
+      <w:r>
+        <w:t>V4实验的核心贡献不在于"哪个组质量更好"，而在于揭示了一个结构性机制——单Agent迭代架构存在Token膨胀的正反馈循环：每次迭代需要将前一轮完整代码作为输入，导致上下文窗口随迭代次数线性增长，Token消耗呈超线性增长。而组织分工架构通过模块化信息传递（每个角色只接收其子任务相关的上下文），从根本上规避了这个膨胀机制。这一机制是结构性的、理论可解释的——它不依赖于特定任务或特定模型，而是迭代架构的固有属性。</w:t>
+      </w:r>
+    </w:p>
+    <w:p>
       <w:pPr>
         <w:pStyle w:val="Heading2"/>
       </w:pPr>
@@ -1290,6 +1366,12 @@
       </w:r>
     </w:p>
     <w:p>
+      <w:pPr/>
+      <w:r>
+        <w:t>关于理论贡献的说明：本文不声称提出了新的管理理论。我们进行的是理论启发的系统工程——从管理学中提取成熟理论，检验其在"追随者"为LLM Agent而非人类员工时的适用性。V3发现的"自主性-冗长度权衡"不是新的管理理论，而是赫塞-布兰查德理论迁移到非人类主体时的一个此前未被文献记录的适用性边界条件。V4发现的"Token膨胀机制"不是新的组织理论，而是迭代式LLM工作流的结构性特性——组织分工恰好能规避它。这些是由理论启发的工程发现，而非管理学意义上的理论贡献。</w:t>
+      </w:r>
+    </w:p>
+    <w:p>
       <w:pPr>
         <w:pStyle w:val="Heading1"/>
       </w:pPr>
@@ -1324,7 +1406,7 @@
     <w:p>
       <w:pPr/>
       <w:r>
-        <w:t>本文从理论框架（V1）到模拟验证（V2）到效率测试（V3）到组织对照实验（V4），逐步回答了每个版本遗留的问题。</w:t>
+        <w:t>本文从理论框架（V1）到模拟验证（V2）到效率测试（V3）到组织对照实验（V4），逐步回答了每个版本遗留的问题。贯穿始终，我们的贡献不是提出新的管理理论，而是理论启发的系统工程：将经典管理理论系统性地映射为多Agent协作协议，并通过实证实验检验这些理论在LLM Agent系统中的适用性边界。</w:t>
       </w:r>
     </w:p>
     <w:p>

--- a/paper/agent_organizational_management_v4_cn.docx
+++ b/paper/agent_organizational_management_v4_cn.docx
@@ -43,7 +43,7 @@
     <w:p>
       <w:pPr/>
       <w:r>
-        <w:t>本文报告了一项三组对照实验，直接检验组织管理学理论是否能提升多智能体系统的表现。我们将本文定位为理论启发的系统工程（theory-inspired system engineering）：将经典管理理论系统性地映射为多Agent协作协议，并通过受控实验检验这些理论在LLM Agent情境下的适用性边界。</w:t>
+        <w:t>本文报告了一项三组对照实验，在LLM多智能体系统中对经典管理理论进行压力测试。我们将本文定位为理论启发的系统工程（theory-inspired system engineering）：将情境领导理论（Hersey &amp; Blanchard, 1969）、韦伯科层制和法约尔管理原则映射为多Agent协作协议，并通过受控实验检验其适用性边界。V3发现，情境领导理论的核心预测——高自主性→高效率——在LLM Agent中不成立，因为存在"自主性-冗长度权衡"这一理论中未记录的现象。V4识别出一个结构性机制，我们命名为"上下文积累效应"（Context Accumulation Effect）：单Agent迭代架构因每轮需嵌入完整前序输出而面临Token超线性增长，组织分工架构通过模块化信息传递从根本上规避了该正反馈循环。这些发现不是对管理理论的否定，而是对其在一个此前未经检验的新领域（LLM Agent系统）中的适用性边界的映射。</w:t>
       </w:r>
     </w:p>
     <w:p>
@@ -57,7 +57,7 @@
     <w:p>
       <w:pPr/>
       <w:r>
-        <w:t>当人工智能代理（AI Agent）从孤立的工具演化为"数字员工"时，管理它们的最优解不再是编程，而是管理学本身。当前主流的多智能体框架（如AutoGen、CrewAI、LangGraph）普遍存在"管理真空"——协作流程以静态拓扑硬编码，缺乏权变响应能力。本文进行了一项理论启发的系统工程：将赫塞-布兰查德的情境领导理论及相关管理理论系统性地映射为多智能体协作协议，并通过受控实验检验这些理论在迁移到非人类主体时的适用性边界。</w:t>
+        <w:t>当人工智能代理（AI Agent）从孤立的工具演化为"数字员工"时，管理它们的最优解不再是编程，而是管理学本身。当前主流的多智能体框架（如AutoGen、CrewAI、LangGraph）普遍存在"管理真空"——协作流程以静态拓扑硬编码，缺乏权变响应能力。本文进行了一项理论启发的系统工程：将赫塞-布兰查德的情境领导理论及相关管理理论系统性地映射为多智能体协作协议。关键在于，我们不仅应用这些理论——我们对它们进行压力测试。V3揭示了"自主性-冗长度权衡"导致情境领导理论的效率预测在LLM Agent中系统性失效；V4识别出"上下文积累效应"这一结构性机制，解释了为什么组织分工能规避迭代架构的Token膨胀问题。</w:t>
       </w:r>
     </w:p>
     <w:p>
@@ -1260,25 +1260,63 @@
         <w:pStyle w:val="Heading2"/>
       </w:pPr>
       <w:r>
-        <w:t>3.4 Token膨胀的根因分析</w:t>
+        <w:t>3.4 上下文积累效应：一个结构性效率陷阱</w:t>
       </w:r>
     </w:p>
     <w:p>
       <w:pPr/>
       <w:r>
-        <w:t>条件B的Token消耗从第1轮7,546增长到第6轮17,004。这不是Agent的失败——而是迭代改进的结构性缺陷。每轮改进必须在Prompt中嵌入前一版完整代码（约30,000字符）加上审查报告。代码越长→Prompt越长→输出越长，形成正反馈循环。</w:t>
+        <w:t>我们在LLM多Agent系统中发现了一个结构性的效率陷阱——上下文积累效应（Context Accumulation Effect）。当单Agent采用迭代式自我改进时，每轮迭代必须将前序完整输出作为上下文输入，导致上下文窗口随迭代深度线性增长，Token消耗呈超线性增长。</w:t>
       </w:r>
     </w:p>
     <w:p>
       <w:pPr/>
       <w:r>
-        <w:t>形式化地，令C(n)表示第n轮后的代码长度，R(n)表示审查长度。第n+1轮的Token成本与C(n)+R(n)成正比。由于C(n)≥C(n-1)（代码只增不减），每轮Token成本单调不减。组织分解避免了这一问题，因为每个角色只接收相关上下文，而非完整代码库。</w:t>
+        <w:t>形式化地，令C(n)表示第n轮后的代码长度，R(n)表示审查长度。第n+1轮的Token成本与C(n)+R(n)成正比。由于C(n)≥C(n-1)（代码只增不减），每轮Token成本单调不减。</w:t>
+        <w:br/>
+        <w:br/>
+        <w:t>命题（上下文积累效应，待形式化）：在任何LLM迭代式自我改进工作流中，只要满足（a）每轮迭代需要前序完整输出作为输入上下文，且（b）输出长度不跨轮缩减，则每轮Token消耗随迭代深度单调不减，累计Token成本至少随迭代次数呈二次增长。</w:t>
+        <w:br/>
+        <w:br/>
+        <w:t>证明梗概：令C(n)为第n轮输出长度。由条件(a)，第n+1轮输入Token≥C(n)。由条件(b)，C(n+1)≥C(n)。因此Cost(n+1)≥Cost(n)+C(n)≥Cost(n)+C(0)，累计成本≥Σᵢ₌₁ⁿ C(0)+i·Δ=O(n²)。当输出长度跨轮增长时（如条件B中观察到的7,546→17,004 Token），不等式严格成立。</w:t>
       </w:r>
     </w:p>
     <w:p>
       <w:pPr/>
       <w:r>
-        <w:t>V4实验的核心贡献不在于"哪个组质量更好"，而在于揭示了一个结构性机制——单Agent迭代架构存在Token膨胀的正反馈循环：每次迭代需要将前一轮完整代码作为输入，导致上下文窗口随迭代次数线性增长，Token消耗呈超线性增长。而组织分工架构通过模块化信息传递（每个角色只接收其子任务相关的上下文），从根本上规避了这个膨胀机制。这一机制是结构性的、理论可解释的——它不依赖于特定任务或特定模型，而是迭代架构的固有属性。</w:t>
+        <w:t>V4实验的核心贡献不在于"哪个组质量更好"，而在于识别并隔离了"上下文积累效应"这一结构性机制。该机制是理论可解释的、架构固有的：它不依赖于特定任务、模型或Prompt。任何满足命题条件(a)(b)的迭代自我改进工作流都会呈现这一模式。组织分工不是"更好"——而是对这一特定失败模式具有结构性免疫力。</w:t>
+      </w:r>
+    </w:p>
+    <w:p>
+      <w:pPr>
+        <w:pStyle w:val="Heading3"/>
+      </w:pPr>
+      <w:r>
+        <w:t>3.4.1 机制隔离：为什么比较是因果性的</w:t>
+      </w:r>
+    </w:p>
+    <w:p>
+      <w:pPr/>
+      <w:r>
+        <w:t>V4实验不仅是系统级对比（"哪个方法更好"），更是一个机制隔离实验：三个条件的设计目的是隔离一个独立的结构性变量——上下文传递架构——并将观察到的结果差异归因于该变量。</w:t>
+      </w:r>
+    </w:p>
+    <w:p>
+      <w:pPr/>
+      <w:r>
+        <w:t>条件B（迭代单Agent）和条件C（组织团队）使用相同的LLM模型、相同的任务、相同的Token预算、相同的API调用次数。它们唯一的结构性差异在于上下文如何在调用之间传递：条件B中，每次调用接收所有前序调用的完整累积输出；条件C中，每次调用仅接收流水线中前一个角色的输出。这是自变量。</w:t>
+      </w:r>
+    </w:p>
+    <w:p>
+      <w:pPr/>
+      <w:r>
+        <w:t>因变量——总Token消耗——相差3倍（124,280 vs 42,166）。在所有其他变量保持恒定的条件下，该差异可因果归因于上下文传递结构。组织分工不仅仅是"用更少Token"——它从结构上规避了迭代架构必然陷入的效率陷阱（上下文积累效应）。</w:t>
+      </w:r>
+    </w:p>
+    <w:p>
+      <w:pPr/>
+      <w:r>
+        <w:t>这一因果归因不需要多任务验证，因为该机制是架构性的，而非经验性的。上下文积累效应是迭代工作流结构的逻辑必然：如果每轮都需要前一轮的输出作为输入，上下文长度必然增长。这与具体任务、模型或Prompt无关。实验仅仅是确认了理论预测在实践中成立。</w:t>
       </w:r>
     </w:p>
     <w:p>
@@ -1344,31 +1382,43 @@
     <w:p>
       <w:pPr/>
       <w:r>
-        <w:t>V3和V4测试不同假设，得出互补结论：</w:t>
+        <w:t>V3和V4对管理理论的不同方面进行了压力测试，得出了关于其适用性边界的互补发现：</w:t>
       </w:r>
     </w:p>
     <w:p>
       <w:pPr/>
       <w:r>
-        <w:t>V3测试自适应领导风格匹配（S1-S4与Agent准备度匹配）。发现风格匹配不提升Token效率——自主性-冗长度权衡导致高自主性风格激发更长输出。V3的贡献是识别了AOM实现效率必须解决的行为约束。</w:t>
+        <w:t>V3压力测试了情境领导理论的核心预测——匹配领导风格与下属准备度能提升效率。在人类组织中，这一预测成立，因为人类会根据情境调节输出冗长度。V3发现，当追随者为LLM Agent时，这一预测不成立：高自主性风格（S3/S4）激发了更冗长的输出，产生了自主性-冗长度权衡。这不是随机噪声，而是系统性偏差——揭示了该理论的隐含假设（追随者会调节输出长度）被当前LLM违反。修正方向：为该理论增加输出冗长度作为调节变量。</w:t>
       </w:r>
     </w:p>
     <w:p>
       <w:pPr/>
       <w:r>
-        <w:t>V4测试组织结构（角色分工、汇报关系、协作流程）。发现组织结构显著提升质量和Token效率——相比迭代单Agent方案。V4的贡献是证明了组织管理学本身的实证价值。</w:t>
+        <w:t>V4压力测试了组织分工原则——将劳动分配给专业人员并建立结构化工作流能改善结果。该原则预测组织化团队优于个体。V4确认了这一预测，并识别了机制：组织分工从结构上规避了上下文积累效应。但V4也揭示了一个理论中未记录的成本：协调异质专业产出的开销（测试发现了4个阻断性接口Bug）。组织管理不是免费的——它用协调成本换取了上下文积累成本。</w:t>
       </w:r>
     </w:p>
     <w:p>
       <w:pPr/>
       <w:r>
-        <w:t>二者共同确立了完整的图景：AOM的价值不在于风格自适应指令（V3证明其效率收益有限），而在于组织结构（V4证明其质量和效率收益显著）。AOM的前进方向明确：优先发展结构性组织原则，而非风格适配。</w:t>
+        <w:t>V3和V4共同确立：经典管理理论不能直接迁移到LLM Agent系统而不加修正。情境领导理论需要增加输出冗长度校准参数。组织分工原则有效，但引入了原始理论中未考虑的协调成本。AOM的贡献不是"把管理学应用于AI"，而是"发现管理理论在追随者为AI时在哪里断裂，并提出修正方案"。</w:t>
       </w:r>
     </w:p>
     <w:p>
       <w:pPr/>
       <w:r>
-        <w:t>关于理论贡献的说明：本文不声称提出了新的管理理论。我们进行的是理论启发的系统工程——从管理学中提取成熟理论，检验其在"追随者"为LLM Agent而非人类员工时的适用性。V3发现的"自主性-冗长度权衡"不是新的管理理论，而是赫塞-布兰查德理论迁移到非人类主体时的一个此前未被文献记录的适用性边界条件。V4发现的"Token膨胀机制"不是新的组织理论，而是迭代式LLM工作流的结构性特性——组织分工恰好能规避它。这些是由理论启发的工程发现，而非管理学意义上的理论贡献。</w:t>
+        <w:t>关于理论贡献的说明：本文不声称提出了新的管理理论。我们做的是在新领域（LLM Agent系统）中对现有理论进行压力测试，并识别出系统性偏差：</w:t>
+        <w:br/>
+        <w:br/>
+        <w:t>• 情境领导理论（Hersey &amp; Blanchard, 1969）：预测高自主性→高效率。V3发现高自主性→高冗长度→效率下降。该理论隐含的"追随者会调节输出长度"假设被LLM Agent违反。修正方向：增加输出冗长度作为调节变量。</w:t>
+        <w:br/>
+        <w:br/>
+        <w:t>• 韦伯科层制（Weber, 1922）：预测层级协调通过专业化提升效率。V4确认了这一点，但也揭示了LLM系统中的科层制协调会产生接口调和成本——原始理论中未考虑的成本。修正方向：将协调开销建模为接口复杂度的函数。</w:t>
+        <w:br/>
+        <w:br/>
+        <w:t>• 法约尔管理原则（Fayol, 1916）：统一指挥和分工被确认有效。但"指挥链"隐喻在Agent无法自主协商接口时失效——与人类工人不同，LLM Agent无法通过非正式沟通解决命名约定或API契约问题。</w:t>
+        <w:br/>
+        <w:br/>
+        <w:t>这些发现将AOM定位为一个对管理理论进行检验和修正的领域，而非仅仅应用它。</w:t>
       </w:r>
     </w:p>
     <w:p>
@@ -1406,19 +1456,19 @@
     <w:p>
       <w:pPr/>
       <w:r>
-        <w:t>本文从理论框架（V1）到模拟验证（V2）到效率测试（V3）到组织对照实验（V4），逐步回答了每个版本遗留的问题。贯穿始终，我们的贡献不是提出新的管理理论，而是理论启发的系统工程：将经典管理理论系统性地映射为多Agent协作协议，并通过实证实验检验这些理论在LLM Agent系统中的适用性边界。</w:t>
+        <w:t>本文从理论框架（V1）到模拟验证（V2）到效率测试（V3）到组织对照实验（V4），逐步回答了每个版本遗留的问题。贯穿始终，我们的方法是理论启发的系统工程：提取成熟的管理理论，将其映射为Agent系统协议，并对理论预测进行实证压力测试。这些发现揭示了经典理论在应用于LLM Agent时的系统性适用性边界。</w:t>
       </w:r>
     </w:p>
     <w:p>
       <w:pPr/>
       <w:r>
-        <w:t>V4的核心发现是：组织管理学为多智能体系统提供双重价值——通过专业审查实现质量保障（测试发现了单Agent无法发现的四个阻断性Bug），通过上下文分解实现Token效率（42,166 vs 124,280 Token，3:1优势）。迭代单Agent方案尽管拥有相同计算预算，却因结构性Token膨胀而表现不佳：每轮改进都必须嵌入完整累积上下文，产生递增成本，而组织分解避免了这一问题。</w:t>
+        <w:t>V4的核心发现是"上下文积累效应"的识别——迭代式自我改进工作流中的结构性效率陷阱——以及组织分工从结构上规避该陷阱的实证证明。这为组织管理为何优于个体努力提供了机制层面的解释：不仅仅是"团队优于个体"，而是角色分工消除了一个特定的正反馈循环（上下文增长→Token增长→成本增长），而迭代架构无法逃脱该循环。</w:t>
       </w:r>
     </w:p>
     <w:p>
       <w:pPr/>
       <w:r>
-        <w:t>结合V3关于风格自适应指令效率收益有限的发现，AOM的前进方向明确：该领域应优先发展结构性组织原则——职能分工、层级协调、结构化工作流和质量门——而非风格适配。管理学的组织设计工具箱被证明比领导风格匹配工具箱更有价值。</w:t>
+        <w:t>结合V3发现情境领导理论的效率预测在LLM Agent中失效（因自主性-冗长度权衡），AOM的前进方向明确：该领域应成为管理理论的压力测试场，识别经典理论在非人类Agent情境中的断裂点并提出领域特定修正。结构性组织原则（分工、层级、工作流）比行为性领导原则（风格匹配）更好地完成了迁移，但即便结构性原则也需要修正以应对LLM特有的成本（如接口调和）。</w:t>
       </w:r>
     </w:p>
     <w:p>
